--- a/part-a/a2-report-review/A2排查报告审阅_最终提交版.docx
+++ b/part-a/a2-report-review/A2排查报告审阅_最终提交版.docx
@@ -7,10 +7,6 @@
         <w:pStyle w:val="Title"/>
       </w:pPr>
       <w:r>
-        <w:rPr>
-          <w:rFonts w:ascii="Arial Unicode MS" w:hAnsi="Arial Unicode MS" w:eastAsia="Arial Unicode MS" w:cs="Arial Unicode MS"/>
-          <w:color w:val="000000"/>
-        </w:rPr>
         <w:t>A2 对 AI 排查报告的审阅</w:t>
       </w:r>
     </w:p>
@@ -19,28 +15,16 @@
         <w:pStyle w:val="Heading1"/>
       </w:pPr>
       <w:r>
-        <w:rPr>
-          <w:rFonts w:ascii="Arial Unicode MS" w:hAnsi="Arial Unicode MS" w:eastAsia="Arial Unicode MS" w:cs="Arial Unicode MS"/>
-          <w:color w:val="000000"/>
-        </w:rPr>
         <w:t>采信报告前我会做什么</w:t>
       </w:r>
     </w:p>
     <w:p>
       <w:r>
-        <w:rPr>
-          <w:rFonts w:ascii="Arial Unicode MS" w:hAnsi="Arial Unicode MS" w:eastAsia="Arial Unicode MS" w:cs="Arial Unicode MS"/>
-          <w:color w:val="000000"/>
-        </w:rPr>
         <w:t>我不会直接采用报告并启动一周重写，而会先按发布的实际链路逐个节点核对。第一步是直接请求生产接口，检查响应里有没有第 46 条：没有，就查发布、部署或 CDN；有，再进入客户端排查。</w:t>
       </w:r>
     </w:p>
     <w:p>
       <w:r>
-        <w:rPr>
-          <w:rFonts w:ascii="Arial Unicode MS" w:hAnsi="Arial Unicode MS" w:eastAsia="Arial Unicode MS" w:cs="Arial Unicode MS"/>
-          <w:color w:val="000000"/>
-        </w:rPr>
         <w:t>服务端文件有 46 条、本地缓存有 45 条、两边 updatedAt 相同，不能直接证明远端快照被丢弃。需要沿链路确认问题发生在哪里，区分整份快照未被采用，与解析校验、成员准入、可见性过滤或字段覆盖造成的结果。</w:t>
       </w:r>
     </w:p>
@@ -49,38 +33,27 @@
         <w:pStyle w:val="Heading1"/>
       </w:pPr>
       <w:r>
-        <w:rPr>
-          <w:rFonts w:ascii="Arial Unicode MS" w:hAnsi="Arial Unicode MS" w:eastAsia="Arial Unicode MS" w:cs="Arial Unicode MS"/>
-          <w:color w:val="000000"/>
-        </w:rPr>
         <w:t>报告的问题在哪里</w:t>
       </w:r>
     </w:p>
     <w:p>
       <w:r>
-        <w:rPr>
-          <w:rFonts w:ascii="Arial Unicode MS" w:hAnsi="Arial Unicode MS" w:eastAsia="Arial Unicode MS" w:cs="Arial Unicode MS"/>
-          <w:color w:val="000000"/>
-        </w:rPr>
         <w:t>首先，报告把数量差异和相同的版本标识，直接推成了客户端丢弃远端配置，没有把中间链路核对清楚。报告所说的“丢弃”是整份快照未采用，不能与某条模型被过滤混为一谈。</w:t>
       </w:r>
     </w:p>
     <w:p>
       <w:r>
-        <w:rPr>
-          <w:rFonts w:ascii="Arial Unicode MS" w:hAnsi="Arial Unicode MS" w:eastAsia="Arial Unicode MS" w:cs="Arial Unicode MS"/>
-          <w:color w:val="000000"/>
-        </w:rPr>
-        <w:t>其次，“静默丢弃”不准确。代码中已有冲突告警，测试也断言了这条日志，缺少的是把告警接到运营能看到的指标上。</w:t>
+        <w:t>其次，“静默丢弃”不准确。代码中已有冲突告警，测试也断言了这条日志，还应核对告警是否真正落到日志、是否接入运营能看到的指标，不能仅凭有告警代码就认定运营已经看见。</w:t>
       </w:r>
     </w:p>
     <w:p>
       <w:r>
-        <w:rPr>
-          <w:rFonts w:ascii="Arial Unicode MS" w:hAnsi="Arial Unicode MS" w:eastAsia="Arial Unicode MS" w:cs="Arial Unicode MS"/>
-          <w:color w:val="000000"/>
-        </w:rPr>
         <w:t>另外，updatedAt 是版本标识。同版本不同内容是非法重发，发布侧必须提高版本向前修复（forward-fix）。因此，客户端拒绝可能是在执行发布契约，不能直接认定是加载逻辑缺陷，更不能据此直接启动一周重写。</w:t>
+      </w:r>
+    </w:p>
+    <w:p>
+      <w:r>
+        <w:t>“影响所有用户”也没有证据。应分别复现已有同版缓存、较旧缓存和无缓存的客户端，并核对随包快照与其他守卫；这些用户不一定走相同分支，不能从一个旧缓存案例推断所有用户。</w:t>
       </w:r>
     </w:p>
     <w:p>
@@ -88,29 +61,17 @@
         <w:pStyle w:val="Heading1"/>
       </w:pPr>
       <w:r>
-        <w:rPr>
-          <w:rFonts w:ascii="Arial Unicode MS" w:hAnsi="Arial Unicode MS" w:eastAsia="Arial Unicode MS" w:cs="Arial Unicode MS"/>
-          <w:color w:val="000000"/>
-        </w:rPr>
         <w:t>为什么不直接采用 AI 的改法</w:t>
       </w:r>
     </w:p>
     <w:p>
       <w:r>
-        <w:rPr>
-          <w:rFonts w:ascii="Arial Unicode MS" w:hAnsi="Arial Unicode MS" w:eastAsia="Arial Unicode MS" w:cs="Arial Unicode MS"/>
-          <w:color w:val="000000"/>
-        </w:rPr>
         <w:t>如果问题实际发生在解析、可见性过滤或覆盖链，移除版本比较仍然不能解决用户看不到模型的问题。</w:t>
       </w:r>
     </w:p>
     <w:p>
       <w:r>
-        <w:rPr>
-          <w:rFonts w:ascii="Arial Unicode MS" w:hAnsi="Arial Unicode MS" w:eastAsia="Arial Unicode MS" w:cs="Arial Unicode MS"/>
-          <w:color w:val="000000"/>
-        </w:rPr>
-        <w:t>即使确实是这个比较阻止了更新，在没有下游过滤的前提下，修改后可能让界面更新，但也会引入附带风险：该比较同时用于启动期 LKG 选择和在线刷新，还承担回滚保护、冲突检测及 V5/V6 升级路径。删除它会放开旧副本和已退休模型；逐字段深比较还会让 defaultEnabled、retired 这类可见性字段被旧值覆盖。我认为这不符合设计的安全逻辑。</w:t>
+        <w:t>即使确实是这个比较阻止了更新，在没有下游过滤的前提下，修改后可能让界面更新，但也会引入附带风险：该比较同时用于启动期 LKG 选择和在线刷新，还承担回滚保护、冲突检测及 V5/V6 升级路径。移除这些保护可能让旧快照重新生效。深比较本身不会覆盖字段，也不能代替版本顺序和同版本冲突处理；如果进一步逐字段合并新旧快照，才可能把退休状态等字段恢复成旧值。我认为这不符合设计的安全逻辑。</w:t>
       </w:r>
     </w:p>
     <w:p>
@@ -118,25 +79,30 @@
         <w:pStyle w:val="Heading1"/>
       </w:pPr>
       <w:r>
-        <w:rPr>
-          <w:rFonts w:ascii="Arial Unicode MS" w:hAnsi="Arial Unicode MS" w:eastAsia="Arial Unicode MS" w:cs="Arial Unicode MS"/>
-          <w:color w:val="000000"/>
-        </w:rPr>
         <w:t>我的处理方案</w:t>
       </w:r>
     </w:p>
     <w:p>
       <w:r>
-        <w:rPr>
-          <w:rFonts w:ascii="Arial Unicode MS" w:hAnsi="Arial Unicode MS" w:eastAsia="Arial Unicode MS" w:cs="Arial Unicode MS"/>
-          <w:color w:val="000000"/>
-        </w:rPr>
-        <w:t>先按实际发布链路定位，再由发布侧提高 revision，遵守同版本内容不可变的契约；增加 CI 断言，并把已有冲突告警接到运营可见的指标上。不能为了让一次更新生效，直接移除客户端已有的版本保护。</w:t>
+        <w:t>先按实际发布链路定位；如果确认是同版本异内容的非法重发，再由发布侧提高 revision，遵守同版本内容不可变的契约；增加 CI 断言，并把已有冲突告警接到运营可见的指标上。不能为了让一次更新生效，直接移除客户端已有的版本保护。</w:t>
+      </w:r>
+    </w:p>
+    <w:p>
+      <w:pPr>
+        <w:pStyle w:val="Heading1"/>
+      </w:pPr>
+      <w:r>
+        <w:t>仓库依据</w:t>
+      </w:r>
+    </w:p>
+    <w:p>
+      <w:r>
+        <w:t>路径相对于 Cindy 源码：packages/model-providers/src/modelRegistry.ts 的 compareModelRegistryRevisions；packages/model-providers/src/source.ts 的 selectNewerModelRegistry、preserveNewerCachedCatalog 及在线刷新冲突告警。以上是静态核对，不代表已取得题设故障的生产响应。</w:t>
       </w:r>
     </w:p>
     <w:sectPr>
       <w:pgSz w:w="11906" w:h="16838"/>
-      <w:pgMar w:top="907" w:right="964" w:bottom="907" w:left="964" w:header="720" w:footer="720" w:gutter="0"/>
+      <w:pgMar w:top="935" w:right="1077" w:bottom="935" w:left="1077" w:header="720" w:footer="720" w:gutter="0"/>
       <w:cols w:space="720"/>
       <w:docGrid w:linePitch="360"/>
     </w:sectPr>
@@ -508,10 +474,11 @@
     <w:qFormat/>
     <w:rsid w:val="00FC693F"/>
     <w:pPr>
-      <w:spacing w:before="0" w:after="100" w:line="269" w:lineRule="auto"/>
+      <w:widowControl/>
+      <w:spacing w:after="100" w:line="252" w:lineRule="auto"/>
     </w:pPr>
     <w:rPr>
-      <w:rFonts w:ascii="Arial Unicode MS" w:hAnsi="Arial Unicode MS" w:eastAsia="Arial Unicode MS" w:cs="Arial Unicode MS"/>
+      <w:rFonts w:ascii="Heiti SC" w:hAnsi="Heiti SC" w:eastAsia="Heiti SC"/>
       <w:color w:val="000000"/>
       <w:sz w:val="21"/>
     </w:rPr>
@@ -571,15 +538,15 @@
     <w:pPr>
       <w:keepNext/>
       <w:keepLines/>
-      <w:spacing w:before="140" w:after="100" w:line="269" w:lineRule="auto"/>
+      <w:spacing w:before="160" w:after="100" w:line="269" w:lineRule="auto"/>
       <w:outlineLvl w:val="0"/>
     </w:pPr>
     <w:rPr>
-      <w:rFonts w:ascii="Arial Unicode MS" w:hAnsi="Arial Unicode MS" w:eastAsia="Arial Unicode MS" w:cs="Arial Unicode MS"/>
+      <w:rFonts w:asciiTheme="majorHAnsi" w:eastAsiaTheme="majorEastAsia" w:hAnsiTheme="majorHAnsi" w:cstheme="majorBidi" w:ascii="Heiti SC" w:hAnsi="Heiti SC" w:eastAsia="Heiti SC"/>
       <w:b/>
       <w:bCs/>
       <w:color w:val="000000"/>
-      <w:sz w:val="26"/>
+      <w:sz w:val="30"/>
       <w:szCs w:val="28"/>
     </w:rPr>
   </w:style>
@@ -595,15 +562,15 @@
     <w:pPr>
       <w:keepNext/>
       <w:keepLines/>
-      <w:spacing w:before="0" w:after="100" w:line="269" w:lineRule="auto"/>
+      <w:spacing w:before="160" w:after="100" w:line="269" w:lineRule="auto"/>
       <w:outlineLvl w:val="1"/>
     </w:pPr>
     <w:rPr>
-      <w:rFonts w:ascii="Arial Unicode MS" w:hAnsi="Arial Unicode MS" w:eastAsia="Arial Unicode MS" w:cs="Arial Unicode MS"/>
+      <w:rFonts w:asciiTheme="majorHAnsi" w:eastAsiaTheme="majorEastAsia" w:hAnsiTheme="majorHAnsi" w:cstheme="majorBidi" w:ascii="Heiti SC" w:hAnsi="Heiti SC" w:eastAsia="Heiti SC"/>
       <w:b/>
       <w:bCs/>
       <w:color w:val="000000"/>
-      <w:sz w:val="23"/>
+      <w:sz w:val="24"/>
       <w:szCs w:val="26"/>
     </w:rPr>
   </w:style>
@@ -857,11 +824,11 @@
     <w:qFormat/>
     <w:rsid w:val="00FC693F"/>
     <w:pPr>
-      <w:spacing w:after="140" w:line="269" w:lineRule="auto" w:before="0"/>
+      <w:spacing w:after="100" w:line="269" w:lineRule="auto"/>
       <w:contextualSpacing/>
     </w:pPr>
     <w:rPr>
-      <w:rFonts w:ascii="Arial Unicode MS" w:hAnsi="Arial Unicode MS" w:eastAsia="Arial Unicode MS" w:cs="Arial Unicode MS"/>
+      <w:rFonts w:asciiTheme="majorHAnsi" w:eastAsiaTheme="majorEastAsia" w:hAnsiTheme="majorHAnsi" w:cstheme="majorBidi" w:ascii="Heiti SC" w:hAnsi="Heiti SC" w:eastAsia="Heiti SC"/>
       <w:color w:val="000000"/>
       <w:spacing w:val="5"/>
       <w:kern w:val="28"/>
